--- a/generated_documents/2 L.docx
+++ b/generated_documents/2 L.docx
@@ -63,7 +63,7 @@
           <w:shd w:fill="F2F7FE" w:val="clear" w:color="auto"/>
           <w:vertAlign w:val="baseline"/>
         </w:rPr>
-        <w:t xml:space="preserve">Compliance</w:t>
+        <w:t>Compliance</w:t>
       </w:r>
     </w:p>
     <w:p xmlns:w14="http://schemas.microsoft.com/office/word/2010/wordml">
@@ -89,44 +89,7 @@
         <w:widowControl w:val="1"/>
         <w:ind w:hanging="0"/>
       </w:pPr>
-      <w:r>
-        <w:drawing>
-          <wp:inline xmlns:wp="http://schemas.openxmlformats.org/drawingml/2006/wordprocessingDrawing" distT="0" distR="0" distB="0" distL="0">
-            <wp:extent cx="1714500" cy="1714500"/>
-            <wp:docPr id="0" name="Avi" descr=""/>
-            <wp:cNvGraphicFramePr>
-              <a:graphicFrameLocks xmlns:a="http://schemas.openxmlformats.org/drawingml/2006/main" noGrp="false" noDrilldown="false" noSelect="false" noChangeAspect="true" noMove="false" noResize="false"/>
-            </wp:cNvGraphicFramePr>
-            <a:graphic xmlns:a="http://schemas.openxmlformats.org/drawingml/2006/main">
-              <a:graphicData uri="http://schemas.openxmlformats.org/drawingml/2006/picture">
-                <pic:pic xmlns:pic="http://schemas.openxmlformats.org/drawingml/2006/picture">
-                  <pic:nvPicPr>
-                    <pic:cNvPr id="0" name="Avi" descr=""/>
-                    <pic:cNvPicPr>
-                      <a:picLocks/>
-                    </pic:cNvPicPr>
-                  </pic:nvPicPr>
-                  <pic:blipFill>
-                    <a:blip xmlns:r="http://schemas.openxmlformats.org/officeDocument/2006/relationships" r:embed="rId6">
-                      <a:alphaModFix amt="100000"/>
-                    </a:blip>
-                    <a:stretch>
-                      <a:fillRect/>
-                    </a:stretch>
-                  </pic:blipFill>
-                  <pic:spPr>
-                    <a:xfrm>
-                      <a:off x="0" y="0"/>
-                      <a:ext cx="1714500" cy="1714500"/>
-                    </a:xfrm>
-                    <a:prstGeom prst="rect"/>
-                  </pic:spPr>
-                </pic:pic>
-              </a:graphicData>
-            </a:graphic>
-          </wp:inline>
-        </w:drawing>
-      </w:r>
+      <w:r/>
     </w:p>
     <w:p xmlns:w14="http://schemas.microsoft.com/office/word/2010/wordml">
       <w:pPr>
@@ -148,7 +111,7 @@
           <w:color w:val="000000"/>
           <w:vertAlign w:val="baseline"/>
         </w:rPr>
-        <w:t xml:space="preserve">Banner</w:t>
+        <w:t>Banner</w:t>
       </w:r>
     </w:p>
     <w:p xmlns:w14="http://schemas.microsoft.com/office/word/2010/wordml">
@@ -178,7 +141,7 @@
           <w:color w:val="000000"/>
           <w:vertAlign w:val="baseline"/>
         </w:rPr>
-        <w:t xml:space="preserve">Thumbnail</w:t>
+        <w:t>Thumbnail</w:t>
       </w:r>
       <w:r>
         <w:rPr>
@@ -198,44 +161,7 @@
         </w:rPr>
         <w:widowControl w:val="1"/>
       </w:pPr>
-      <w:r>
-        <w:drawing>
-          <wp:inline xmlns:wp="http://schemas.openxmlformats.org/drawingml/2006/wordprocessingDrawing" distT="0" distR="0" distB="0" distL="0">
-            <wp:extent cx="5943600" cy="2724150"/>
-            <wp:docPr id="0" name="Avi" descr=""/>
-            <wp:cNvGraphicFramePr>
-              <a:graphicFrameLocks xmlns:a="http://schemas.openxmlformats.org/drawingml/2006/main" noGrp="false" noDrilldown="false" noSelect="false" noChangeAspect="true" noMove="false" noResize="false"/>
-            </wp:cNvGraphicFramePr>
-            <a:graphic xmlns:a="http://schemas.openxmlformats.org/drawingml/2006/main">
-              <a:graphicData uri="http://schemas.openxmlformats.org/drawingml/2006/picture">
-                <pic:pic xmlns:pic="http://schemas.openxmlformats.org/drawingml/2006/picture">
-                  <pic:nvPicPr>
-                    <pic:cNvPr id="0" name="Avi" descr=""/>
-                    <pic:cNvPicPr>
-                      <a:picLocks/>
-                    </pic:cNvPicPr>
-                  </pic:nvPicPr>
-                  <pic:blipFill>
-                    <a:blip xmlns:r="http://schemas.openxmlformats.org/officeDocument/2006/relationships" r:embed="rId7">
-                      <a:alphaModFix amt="100000"/>
-                    </a:blip>
-                    <a:stretch>
-                      <a:fillRect/>
-                    </a:stretch>
-                  </pic:blipFill>
-                  <pic:spPr>
-                    <a:xfrm>
-                      <a:off x="0" y="0"/>
-                      <a:ext cx="5943600" cy="2724150"/>
-                    </a:xfrm>
-                    <a:prstGeom prst="rect"/>
-                  </pic:spPr>
-                </pic:pic>
-              </a:graphicData>
-            </a:graphic>
-          </wp:inline>
-        </w:drawing>
-      </w:r>
+      <w:r/>
     </w:p>
     <w:p xmlns:w14="http://schemas.microsoft.com/office/word/2010/wordml">
       <w:pPr>
@@ -275,7 +201,7 @@
           <w:color w:val="000000"/>
           <w:vertAlign w:val="baseline"/>
         </w:rPr>
-        <w:t xml:space="preserve">Tagline</w:t>
+        <w:t>Tagline</w:t>
       </w:r>
     </w:p>
     <w:p xmlns:w14="http://schemas.microsoft.com/office/word/2010/wordml">
@@ -314,7 +240,7 @@
           <w:color w:val="000000"/>
           <w:vertAlign w:val="baseline"/>
         </w:rPr>
-        <w:t xml:space="preserve">Overview</w:t>
+        <w:t>Overview</w:t>
       </w:r>
       <w:r>
         <w:rPr>
@@ -378,7 +304,7 @@
           <w:color w:val="000000"/>
           <w:vertAlign w:val="baseline"/>
         </w:rPr>
-        <w:t xml:space="preserve">Key Features</w:t>
+        <w:t>Key Features</w:t>
       </w:r>
     </w:p>
     <w:p xmlns:w14="http://schemas.microsoft.com/office/word/2010/wordml">
@@ -403,7 +329,7 @@
           <w:sz w:val="22.5"/>
           <w:vertAlign w:val="baseline"/>
         </w:rPr>
-        <w:t xml:space="preserve">Track data access and modifications to prevent unauthorized use.</w:t>
+        <w:t>Track data access and modifications to prevent unauthorized use.</w:t>
       </w:r>
     </w:p>
     <w:p xmlns:w14="http://schemas.microsoft.com/office/word/2010/wordml">
@@ -425,7 +351,7 @@
           <w:color w:val="000000"/>
           <w:vertAlign w:val="baseline"/>
         </w:rPr>
-        <w:t xml:space="preserve">Track unauthorized access attempts, privilege escalations, and changes to sensitive medical data or system configurations in real time.</w:t>
+        <w:t>Track unauthorized access attempts, privilege escalations, and changes to sensitive medical data or system configurations in real time.</w:t>
       </w:r>
     </w:p>
     <w:p xmlns:w14="http://schemas.microsoft.com/office/word/2010/wordml">
@@ -468,7 +394,7 @@
           <w:sz w:val="22.5"/>
           <w:vertAlign w:val="baseline"/>
         </w:rPr>
-        <w:t xml:space="preserve">38/2020 compliance requirements.</w:t>
+        <w:t>38/2020 compliance requirements.</w:t>
       </w:r>
     </w:p>
     <w:p xmlns:w14="http://schemas.microsoft.com/office/word/2010/wordml">
@@ -493,7 +419,7 @@
           <w:sz w:val="22.5"/>
           <w:vertAlign w:val="baseline"/>
         </w:rPr>
-        <w:t xml:space="preserve">Strengthen data security policies with automated monitoring.</w:t>
+        <w:t>Strengthen data security policies with automated monitoring.</w:t>
       </w:r>
     </w:p>
     <w:p xmlns:w14="http://schemas.microsoft.com/office/word/2010/wordml">
@@ -579,7 +505,7 @@
           <w:color w:val="000000"/>
           <w:vertAlign w:val="baseline"/>
         </w:rPr>
-        <w:t xml:space="preserve">Screenshots:</w:t>
+        <w:t>Screenshots:</w:t>
       </w:r>
     </w:p>
     <w:p xmlns:w14="http://schemas.microsoft.com/office/word/2010/wordml">
@@ -589,150 +515,10 @@
         <w:widowControl w:val="1"/>
         <w:ind w:hanging="0"/>
       </w:pPr>
-      <w:r>
-        <w:drawing>
-          <wp:inline xmlns:wp="http://schemas.openxmlformats.org/drawingml/2006/wordprocessingDrawing" distT="0" distR="0" distB="0" distL="0">
-            <wp:extent cx="5943600" cy="3714750"/>
-            <wp:docPr id="0" name="Avi" descr=""/>
-            <wp:cNvGraphicFramePr>
-              <a:graphicFrameLocks xmlns:a="http://schemas.openxmlformats.org/drawingml/2006/main" noGrp="false" noDrilldown="false" noSelect="false" noChangeAspect="true" noMove="false" noResize="false"/>
-            </wp:cNvGraphicFramePr>
-            <a:graphic xmlns:a="http://schemas.openxmlformats.org/drawingml/2006/main">
-              <a:graphicData uri="http://schemas.openxmlformats.org/drawingml/2006/picture">
-                <pic:pic xmlns:pic="http://schemas.openxmlformats.org/drawingml/2006/picture">
-                  <pic:nvPicPr>
-                    <pic:cNvPr id="0" name="Avi" descr=""/>
-                    <pic:cNvPicPr>
-                      <a:picLocks/>
-                    </pic:cNvPicPr>
-                  </pic:nvPicPr>
-                  <pic:blipFill>
-                    <a:blip xmlns:r="http://schemas.openxmlformats.org/officeDocument/2006/relationships" r:embed="rId8"/>
-                    <a:stretch>
-                      <a:fillRect/>
-                    </a:stretch>
-                  </pic:blipFill>
-                  <pic:spPr>
-                    <a:xfrm>
-                      <a:off x="0" y="0"/>
-                      <a:ext cx="5943600" cy="3714750"/>
-                    </a:xfrm>
-                    <a:prstGeom prst="rect"/>
-                  </pic:spPr>
-                </pic:pic>
-              </a:graphicData>
-            </a:graphic>
-          </wp:inline>
-        </w:drawing>
-      </w:r>
-      <w:r>
-        <w:drawing>
-          <wp:inline xmlns:wp="http://schemas.openxmlformats.org/drawingml/2006/wordprocessingDrawing" distT="0" distR="0" distB="0" distL="0">
-            <wp:extent cx="5943600" cy="3714750"/>
-            <wp:docPr id="0" name="Avi" descr=""/>
-            <wp:cNvGraphicFramePr>
-              <a:graphicFrameLocks xmlns:a="http://schemas.openxmlformats.org/drawingml/2006/main" noGrp="false" noDrilldown="false" noSelect="false" noChangeAspect="true" noMove="false" noResize="false"/>
-            </wp:cNvGraphicFramePr>
-            <a:graphic xmlns:a="http://schemas.openxmlformats.org/drawingml/2006/main">
-              <a:graphicData uri="http://schemas.openxmlformats.org/drawingml/2006/picture">
-                <pic:pic xmlns:pic="http://schemas.openxmlformats.org/drawingml/2006/picture">
-                  <pic:nvPicPr>
-                    <pic:cNvPr id="0" name="Avi" descr=""/>
-                    <pic:cNvPicPr>
-                      <a:picLocks/>
-                    </pic:cNvPicPr>
-                  </pic:nvPicPr>
-                  <pic:blipFill>
-                    <a:blip xmlns:r="http://schemas.openxmlformats.org/officeDocument/2006/relationships" r:embed="rId9"/>
-                    <a:stretch>
-                      <a:fillRect/>
-                    </a:stretch>
-                  </pic:blipFill>
-                  <pic:spPr>
-                    <a:xfrm>
-                      <a:off x="0" y="0"/>
-                      <a:ext cx="5943600" cy="3714750"/>
-                    </a:xfrm>
-                    <a:prstGeom prst="rect"/>
-                  </pic:spPr>
-                </pic:pic>
-              </a:graphicData>
-            </a:graphic>
-          </wp:inline>
-        </w:drawing>
-      </w:r>
-      <w:r>
-        <w:drawing>
-          <wp:inline xmlns:wp="http://schemas.openxmlformats.org/drawingml/2006/wordprocessingDrawing" distT="0" distR="0" distB="0" distL="0">
-            <wp:extent cx="5943600" cy="3714750"/>
-            <wp:docPr id="0" name="Avi" descr=""/>
-            <wp:cNvGraphicFramePr>
-              <a:graphicFrameLocks xmlns:a="http://schemas.openxmlformats.org/drawingml/2006/main" noGrp="false" noDrilldown="false" noSelect="false" noChangeAspect="true" noMove="false" noResize="false"/>
-            </wp:cNvGraphicFramePr>
-            <a:graphic xmlns:a="http://schemas.openxmlformats.org/drawingml/2006/main">
-              <a:graphicData uri="http://schemas.openxmlformats.org/drawingml/2006/picture">
-                <pic:pic xmlns:pic="http://schemas.openxmlformats.org/drawingml/2006/picture">
-                  <pic:nvPicPr>
-                    <pic:cNvPr id="0" name="Avi" descr=""/>
-                    <pic:cNvPicPr>
-                      <a:picLocks/>
-                    </pic:cNvPicPr>
-                  </pic:nvPicPr>
-                  <pic:blipFill>
-                    <a:blip xmlns:r="http://schemas.openxmlformats.org/officeDocument/2006/relationships" r:embed="rId10"/>
-                    <a:stretch>
-                      <a:fillRect/>
-                    </a:stretch>
-                  </pic:blipFill>
-                  <pic:spPr>
-                    <a:xfrm>
-                      <a:off x="0" y="0"/>
-                      <a:ext cx="5943600" cy="3714750"/>
-                    </a:xfrm>
-                    <a:prstGeom prst="rect"/>
-                  </pic:spPr>
-                </pic:pic>
-              </a:graphicData>
-            </a:graphic>
-          </wp:inline>
-        </w:drawing>
-      </w:r>
-      <w:r>
-        <w:drawing>
-          <wp:inline xmlns:wp="http://schemas.openxmlformats.org/drawingml/2006/wordprocessingDrawing" distT="0" distR="0" distB="0" distL="0">
-            <wp:extent cx="5943600" cy="3714750"/>
-            <wp:docPr id="0" name="Avi" descr=""/>
-            <wp:cNvGraphicFramePr>
-              <a:graphicFrameLocks xmlns:a="http://schemas.openxmlformats.org/drawingml/2006/main" noGrp="false" noDrilldown="false" noSelect="false" noChangeAspect="true" noMove="false" noResize="false"/>
-            </wp:cNvGraphicFramePr>
-            <a:graphic xmlns:a="http://schemas.openxmlformats.org/drawingml/2006/main">
-              <a:graphicData uri="http://schemas.openxmlformats.org/drawingml/2006/picture">
-                <pic:pic xmlns:pic="http://schemas.openxmlformats.org/drawingml/2006/picture">
-                  <pic:nvPicPr>
-                    <pic:cNvPr id="0" name="Avi" descr=""/>
-                    <pic:cNvPicPr>
-                      <a:picLocks/>
-                    </pic:cNvPicPr>
-                  </pic:nvPicPr>
-                  <pic:blipFill>
-                    <a:blip xmlns:r="http://schemas.openxmlformats.org/officeDocument/2006/relationships" r:embed="rId11"/>
-                    <a:stretch>
-                      <a:fillRect/>
-                    </a:stretch>
-                  </pic:blipFill>
-                  <pic:spPr>
-                    <a:xfrm>
-                      <a:off x="0" y="0"/>
-                      <a:ext cx="5943600" cy="3714750"/>
-                    </a:xfrm>
-                    <a:prstGeom prst="rect"/>
-                  </pic:spPr>
-                </pic:pic>
-              </a:graphicData>
-            </a:graphic>
-          </wp:inline>
-        </w:drawing>
-      </w:r>
+      <w:r/>
+      <w:r/>
+      <w:r/>
+      <w:r/>
     </w:p>
     <w:p xmlns:w14="http://schemas.microsoft.com/office/word/2010/wordml">
       <w:pPr>
@@ -763,7 +549,7 @@
           <w:color w:val="000000"/>
           <w:vertAlign w:val="baseline"/>
         </w:rPr>
-        <w:t xml:space="preserve">Valid Submission</w:t>
+        <w:t>Valid Submission</w:t>
       </w:r>
       <w:r>
         <w:rPr>
@@ -797,7 +583,7 @@
           <w:color w:val="000000"/>
           <w:vertAlign w:val="baseline"/>
         </w:rPr>
-        <w:t xml:space="preserve">Supported Editions</w:t>
+        <w:t>Supported Editions</w:t>
       </w:r>
       <w:r>
         <w:rPr>
@@ -857,7 +643,7 @@
           <w:color w:val="000000"/>
           <w:vertAlign w:val="baseline"/>
         </w:rPr>
-        <w:t xml:space="preserve">https://www.manageengine.com/log-management/help/integrations/compliance-extensions.html</w:t>
+        <w:t>https://www.manageengine.com/log-management/help/integrations/compliance-extensions.html</w:t>
       </w:r>
     </w:p>
     <w:p xmlns:w14="http://schemas.microsoft.com/office/word/2010/wordml">
@@ -891,7 +677,7 @@
           <w:color w:val="000000"/>
           <w:vertAlign w:val="baseline"/>
         </w:rPr>
-        <w:t xml:space="preserve">: Not provided</w:t>
+        <w:t>: Not provided</w:t>
       </w:r>
     </w:p>
     <w:p xmlns:w14="http://schemas.microsoft.com/office/word/2010/wordml">
@@ -906,7 +692,7 @@
           <w:color w:val="000000"/>
           <w:vertAlign w:val="baseline"/>
         </w:rPr>
-        <w:t xml:space="preserve">Landing Page</w:t>
+        <w:t>Landing Page</w:t>
       </w:r>
     </w:p>
     <w:p xmlns:w14="http://schemas.microsoft.com/office/word/2010/wordml">
@@ -967,7 +753,7 @@
           <w:color w:val="000000"/>
           <w:vertAlign w:val="baseline"/>
         </w:rPr>
-        <w:t xml:space="preserve">Supported DCs</w:t>
+        <w:t>Supported DCs</w:t>
       </w:r>
       <w:r>
         <w:rPr>
@@ -1000,7 +786,7 @@
           <w:color w:val="000000"/>
           <w:vertAlign w:val="baseline"/>
         </w:rPr>
-        <w:t xml:space="preserve">Privacy Policy</w:t>
+        <w:t>Privacy Policy</w:t>
       </w:r>
     </w:p>
     <w:p xmlns:w14="http://schemas.microsoft.com/office/word/2010/wordml">
@@ -1026,7 +812,7 @@
           <w:color w:val="000000"/>
           <w:vertAlign w:val="baseline"/>
         </w:rPr>
-        <w:t xml:space="preserve">Terms of Service</w:t>
+        <w:t>Terms of Service</w:t>
       </w:r>
     </w:p>
     <w:p xmlns:w14="http://schemas.microsoft.com/office/word/2010/wordml">
@@ -1060,26 +846,26 @@
           <w:color w:val="000000"/>
           <w:vertAlign w:val="baseline"/>
         </w:rPr>
-        <w:t xml:space="preserve">Release Notes:</w:t>
-      </w:r>
-    </w:p>
-    <w:p xmlns:w14="http://schemas.microsoft.com/office/word/2010/wordml">
-      <w:pPr>
-        <w:pStyle w:val="Normal"/>
-        <w:rPr>
-          <w:color w:val="000000"/>
-          <w:spacing w:val="0"/>
-          <w:vertAlign w:val="baseline"/>
-        </w:rPr>
-        <w:widowControl w:val="1"/>
-        <w:ind w:hanging="0"/>
-      </w:pPr>
-      <w:r>
-        <w:rPr>
-          <w:color w:val="000000"/>
-          <w:vertAlign w:val="baseline"/>
-        </w:rPr>
-        <w:t xml:space="preserve">Predefined reports for the ANVISA compliance.</w:t>
+        <w:t>Release Notes:</w:t>
+      </w:r>
+    </w:p>
+    <w:p xmlns:w14="http://schemas.microsoft.com/office/word/2010/wordml">
+      <w:pPr>
+        <w:pStyle w:val="Normal"/>
+        <w:rPr>
+          <w:color w:val="000000"/>
+          <w:spacing w:val="0"/>
+          <w:vertAlign w:val="baseline"/>
+        </w:rPr>
+        <w:widowControl w:val="1"/>
+        <w:ind w:hanging="0"/>
+      </w:pPr>
+      <w:r>
+        <w:rPr>
+          <w:color w:val="000000"/>
+          <w:vertAlign w:val="baseline"/>
+        </w:rPr>
+        <w:t>Predefined reports for the ANVISA compliance.</w:t>
       </w:r>
     </w:p>
     <w:p xmlns:w14="http://schemas.microsoft.com/office/word/2010/wordml">
@@ -1151,78 +937,6 @@
       <w:pPr>
         <w:widowControl w:val="1"/>
       </w:pPr>
-    </w:p>
-    <w:p>
-      <w:r>
-        <w:drawing>
-          <wp:inline xmlns:a="http://schemas.openxmlformats.org/drawingml/2006/main" xmlns:pic="http://schemas.openxmlformats.org/drawingml/2006/picture">
-            <wp:extent cx="1828800" cy="1828800"/>
-            <wp:docPr id="1" name="Picture 1"/>
-            <wp:cNvGraphicFramePr>
-              <a:graphicFrameLocks noChangeAspect="1"/>
-            </wp:cNvGraphicFramePr>
-            <a:graphic>
-              <a:graphicData uri="http://schemas.openxmlformats.org/drawingml/2006/picture">
-                <pic:pic>
-                  <pic:nvPicPr>
-                    <pic:cNvPr id="0" name="NIS 2-loven_180x180.png"/>
-                    <pic:cNvPicPr/>
-                  </pic:nvPicPr>
-                  <pic:blipFill>
-                    <a:blip r:embed="rId14"/>
-                    <a:stretch>
-                      <a:fillRect/>
-                    </a:stretch>
-                  </pic:blipFill>
-                  <pic:spPr>
-                    <a:xfrm>
-                      <a:off x="0" y="0"/>
-                      <a:ext cx="1828800" cy="1828800"/>
-                    </a:xfrm>
-                    <a:prstGeom prst="rect"/>
-                  </pic:spPr>
-                </pic:pic>
-              </a:graphicData>
-            </a:graphic>
-          </wp:inline>
-        </w:drawing>
-      </w:r>
-    </w:p>
-    <w:p>
-      <w:r>
-        <w:drawing>
-          <wp:inline xmlns:a="http://schemas.openxmlformats.org/drawingml/2006/main" xmlns:pic="http://schemas.openxmlformats.org/drawingml/2006/picture">
-            <wp:extent cx="3657600" cy="1680519"/>
-            <wp:docPr id="2" name="Picture 2"/>
-            <wp:cNvGraphicFramePr>
-              <a:graphicFrameLocks noChangeAspect="1"/>
-            </wp:cNvGraphicFramePr>
-            <a:graphic>
-              <a:graphicData uri="http://schemas.openxmlformats.org/drawingml/2006/picture">
-                <pic:pic>
-                  <pic:nvPicPr>
-                    <pic:cNvPr id="0" name="NIS 2-loven_740x340.png"/>
-                    <pic:cNvPicPr/>
-                  </pic:nvPicPr>
-                  <pic:blipFill>
-                    <a:blip r:embed="rId15"/>
-                    <a:stretch>
-                      <a:fillRect/>
-                    </a:stretch>
-                  </pic:blipFill>
-                  <pic:spPr>
-                    <a:xfrm>
-                      <a:off x="0" y="0"/>
-                      <a:ext cx="3657600" cy="1680519"/>
-                    </a:xfrm>
-                    <a:prstGeom prst="rect"/>
-                  </pic:spPr>
-                </pic:pic>
-              </a:graphicData>
-            </a:graphic>
-          </wp:inline>
-        </w:drawing>
-      </w:r>
     </w:p>
     <w:sectPr>
       <w:headerReference xmlns:r="http://schemas.openxmlformats.org/officeDocument/2006/relationships" r:id="rId12" w:type="default"/>
